--- a/test-cover-output.docx
+++ b/test-cover-output.docx
@@ -1022,6 +1022,15 @@
                                     </w:rPr>
                                     <w:t xml:space="preserve">Балян  Л.Н.</w:t>
                                   </w:r>
+                                  <w:proofErr w:type="spellEnd"/>
+                                  <w:r>
+                                    <w:rPr>
+                                      <w:rFonts w:ascii="Times New Roman" w:hAnsi="Times New Roman"/>
+                                      <w:sz w:val="24"/>
+                                      <w:szCs w:val="24"/>
+                                    </w:rPr>
+                                    <w:t/>
+                                  </w:r>
                                   <w:bookmarkStart w:id="2" w:name="_GoBack"/>
                                   <w:bookmarkEnd w:id="2"/>
                                 </w:p>
@@ -1078,6 +1087,15 @@
                                     </w:rPr>
                                     <w:t xml:space="preserve">ТОО «Центр экспертной оценки условий труда»</w:t>
                                   </w:r>
+                                  <w:r>
+                                    <w:rPr>
+                                      <w:rFonts w:ascii="Times New Roman" w:hAnsi="Times New Roman"/>
+                                      <w:sz w:val="24"/>
+                                      <w:szCs w:val="24"/>
+                                      <w:lang w:val="kk-KZ"/>
+                                    </w:rPr>
+                                    <w:t/>
+                                  </w:r>
                                 </w:p>
                               </w:tc>
                               <w:tc>
@@ -1236,6 +1254,37 @@
                               </w:rPr>
                               <w:t xml:space="preserve">Алматы 2026 г.</w:t>
                             </w:r>
+                            <w:r>
+                              <w:rPr>
+                                <w:rFonts w:ascii="Times New Roman" w:hAnsi="Times New Roman"/>
+                                <w:b/>
+                                <w:bCs/>
+                                <w:sz w:val="24"/>
+                                <w:szCs w:val="24"/>
+                              </w:rPr>
+                              <w:t/>
+                            </w:r>
+                            <w:r>
+                              <w:rPr>
+                                <w:rFonts w:ascii="Times New Roman" w:hAnsi="Times New Roman"/>
+                                <w:b/>
+                                <w:bCs/>
+                                <w:sz w:val="24"/>
+                                <w:szCs w:val="24"/>
+                                <w:lang w:val="kk-KZ"/>
+                              </w:rPr>
+                              <w:t/>
+                            </w:r>
+                            <w:r>
+                              <w:rPr>
+                                <w:rFonts w:ascii="Times New Roman" w:hAnsi="Times New Roman"/>
+                                <w:b/>
+                                <w:bCs/>
+                                <w:sz w:val="24"/>
+                                <w:szCs w:val="24"/>
+                              </w:rPr>
+                              <w:t/>
+                            </w:r>
                           </w:p>
                           <w:p>
                             <w:pPr>
@@ -1356,6 +1405,14 @@
                                 <w:lang w:eastAsia="ru-RU"/>
                               </w:rPr>
                               <w:t xml:space="preserve">Алматы 2020 г.</w:t>
+                            </w:r>
+                            <w:r>
+                              <w:rPr>
+                                <w:rFonts w:ascii="Times New Roman" w:hAnsi="Times New Roman"/>
+                                <w:sz w:val="28"/>
+                                <w:lang w:eastAsia="ru-RU"/>
+                              </w:rPr>
+                              <w:t/>
                             </w:r>
                           </w:p>
                           <w:p>
@@ -1986,6 +2043,15 @@
                               </w:rPr>
                               <w:t xml:space="preserve">Балян  Л.Н.</w:t>
                             </w:r>
+                            <w:proofErr w:type="spellEnd"/>
+                            <w:r>
+                              <w:rPr>
+                                <w:rFonts w:ascii="Times New Roman" w:hAnsi="Times New Roman"/>
+                                <w:sz w:val="24"/>
+                                <w:szCs w:val="24"/>
+                              </w:rPr>
+                              <w:t/>
+                            </w:r>
                             <w:bookmarkStart w:id="4" w:name="_GoBack"/>
                             <w:bookmarkEnd w:id="4"/>
                           </w:p>
@@ -2041,6 +2107,15 @@
                                 <w:lang w:val="kk-KZ"/>
                               </w:rPr>
                               <w:t xml:space="preserve">ТОО «Центр экспертной оценки условий труда»</w:t>
+                            </w:r>
+                            <w:r>
+                              <w:rPr>
+                                <w:rFonts w:ascii="Times New Roman" w:hAnsi="Times New Roman"/>
+                                <w:sz w:val="24"/>
+                                <w:szCs w:val="24"/>
+                                <w:lang w:val="kk-KZ"/>
+                              </w:rPr>
+                              <w:t/>
                             </w:r>
                           </w:p>
                         </w:tc>
@@ -2200,6 +2275,37 @@
                         </w:rPr>
                         <w:t xml:space="preserve">Алматы 2026 г.</w:t>
                       </w:r>
+                      <w:r>
+                        <w:rPr>
+                          <w:rFonts w:ascii="Times New Roman" w:hAnsi="Times New Roman"/>
+                          <w:b/>
+                          <w:bCs/>
+                          <w:sz w:val="24"/>
+                          <w:szCs w:val="24"/>
+                        </w:rPr>
+                        <w:t/>
+                      </w:r>
+                      <w:r>
+                        <w:rPr>
+                          <w:rFonts w:ascii="Times New Roman" w:hAnsi="Times New Roman"/>
+                          <w:b/>
+                          <w:bCs/>
+                          <w:sz w:val="24"/>
+                          <w:szCs w:val="24"/>
+                          <w:lang w:val="kk-KZ"/>
+                        </w:rPr>
+                        <w:t/>
+                      </w:r>
+                      <w:r>
+                        <w:rPr>
+                          <w:rFonts w:ascii="Times New Roman" w:hAnsi="Times New Roman"/>
+                          <w:b/>
+                          <w:bCs/>
+                          <w:sz w:val="24"/>
+                          <w:szCs w:val="24"/>
+                        </w:rPr>
+                        <w:t/>
+                      </w:r>
                     </w:p>
                     <w:p>
                       <w:pPr>
@@ -2320,6 +2426,14 @@
                           <w:lang w:eastAsia="ru-RU"/>
                         </w:rPr>
                         <w:t xml:space="preserve">Алматы 2020 г.</w:t>
+                      </w:r>
+                      <w:r>
+                        <w:rPr>
+                          <w:rFonts w:ascii="Times New Roman" w:hAnsi="Times New Roman"/>
+                          <w:sz w:val="28"/>
+                          <w:lang w:eastAsia="ru-RU"/>
+                        </w:rPr>
+                        <w:t/>
                       </w:r>
                     </w:p>
                     <w:p>
